--- a/resources/how-to-cite-sources-en.docx
+++ b/resources/how-to-cite-sources-en.docx
@@ -383,32 +383,16 @@
         <w:pStyle w:val="Quote"/>
       </w:pPr>
       <w:r>
-        <w:t>Now if knowledge is such as we have assumed,</w:t>
-      </w:r>
-      <w:r>
-        <w:t xml:space="preserve"> </w:t>
-      </w:r>
-      <w:r>
-        <w:t>demonstrative knowledge</w:t>
-      </w:r>
-      <w:r>
-        <w:t xml:space="preserve"> </w:t>
-      </w:r>
-      <w:r>
-        <w:t xml:space="preserve">must proceed from </w:t>
+        <w:t xml:space="preserve">Now if knowledge is such as we have assumed, demonstrative knowledge must proceed from </w:t>
       </w:r>
       <w:r>
         <w:pgNum/>
+      </w:r>
+      <w:r>
         <w:t>remises</w:t>
       </w:r>
       <w:r>
-        <w:t xml:space="preserve"> which are true, primary, immediate, better</w:t>
-      </w:r>
-      <w:r>
-        <w:t xml:space="preserve"> </w:t>
-      </w:r>
-      <w:r>
-        <w:t>known than, prior to, and causative of the conclusion.</w:t>
+        <w:t xml:space="preserve"> which are true, primary, immediate, better known than, prior to, and causative of the conclusion.</w:t>
       </w:r>
       <w:r>
         <w:rPr>
@@ -509,10 +493,7 @@
         <w:pStyle w:val="BodyTextNoIndent"/>
       </w:pPr>
       <w:r>
-        <w:t>In that case, the su</w:t>
-      </w:r>
-      <w:r>
-        <w:t>bsequent citations would look like the following:</w:t>
+        <w:t>In that case, the subsequent citations would look like the following:</w:t>
       </w:r>
     </w:p>
     <w:p>
@@ -524,6 +505,8 @@
       </w:r>
       <w:r>
         <w:pgNum/>
+      </w:r>
+      <w:r>
         <w:t>remises</w:t>
       </w:r>
       <w:r>
@@ -634,6 +617,8 @@
       </w:r>
       <w:r>
         <w:pgNum/>
+      </w:r>
+      <w:r>
         <w:t>remises</w:t>
       </w:r>
       <w:r>
@@ -761,10 +746,7 @@
         <w:t xml:space="preserve"> </w:t>
       </w:r>
       <w:r>
-        <w:t>Such</w:t>
-      </w:r>
-      <w:r>
-        <w:t xml:space="preserve"> citations would look like the following:</w:t>
+        <w:t>Such citations would look like the following:</w:t>
       </w:r>
     </w:p>
     <w:p>
@@ -1568,7 +1550,13 @@
         <w:footnoteRef/>
       </w:r>
       <w:r>
-        <w:t xml:space="preserve"> lc. 4, c. 2 (=</w:t>
+        <w:t xml:space="preserve"> </w:t>
+      </w:r>
+      <w:r>
+        <w:t>L</w:t>
+      </w:r>
+      <w:r>
+        <w:t>c. 4, c. 2 (=</w:t>
       </w:r>
       <w:r>
         <w:t>71b18)</w:t>
@@ -1654,13 +1642,7 @@
         <w:t>EPA</w:t>
       </w:r>
       <w:r>
-        <w:t xml:space="preserve">, </w:t>
-      </w:r>
-      <w:r>
-        <w:t xml:space="preserve">lc. 4, c. 2 </w:t>
-      </w:r>
-      <w:r>
-        <w:t>(=</w:t>
+        <w:t>, lc. 4, c. 2 (=</w:t>
       </w:r>
       <w:r>
         <w:t>71b18)</w:t>
@@ -3328,6 +3310,7 @@
   <w:style w:type="character" w:default="1" w:styleId="DefaultParagraphFont">
     <w:name w:val="Default Paragraph Font"/>
     <w:uiPriority w:val="1"/>
+    <w:semiHidden/>
     <w:unhideWhenUsed/>
   </w:style>
   <w:style w:type="table" w:default="1" w:styleId="TableNormal">
@@ -4495,15 +4478,16 @@
 </file>
 
 <file path=customXml/item1.xml><?xml version="1.0" encoding="utf-8"?>
-<?mso-contentType ?>
-<FormTemplates xmlns="http://schemas.microsoft.com/sharepoint/v3/contenttype/forms">
-  <Display>DocumentLibraryForm</Display>
-  <Edit>DocumentLibraryForm</Edit>
-  <New>DocumentLibraryForm</New>
-</FormTemplates>
+<p:properties xmlns:p="http://schemas.microsoft.com/office/2006/metadata/properties" xmlns:xsi="http://www.w3.org/2001/XMLSchema-instance" xmlns:pc="http://schemas.microsoft.com/office/infopath/2007/PartnerControls">
+  <documentManagement/>
+</p:properties>
 </file>
 
 <file path=customXml/item2.xml><?xml version="1.0" encoding="utf-8"?>
+<b:Sources xmlns:b="http://schemas.openxmlformats.org/officeDocument/2006/bibliography" xmlns="http://schemas.openxmlformats.org/officeDocument/2006/bibliography" SelectedStyle="/APASixthEditionOfficeOnline.xsl" StyleName="APA" Version="6"/>
+</file>
+
+<file path=customXml/item3.xml><?xml version="1.0" encoding="utf-8"?>
 <ct:contentTypeSchema xmlns:ct="http://schemas.microsoft.com/office/2006/metadata/contentType" xmlns:ma="http://schemas.microsoft.com/office/2006/metadata/properties/metaAttributes" ct:_="" ma:_="" ma:contentTypeName="Document" ma:contentTypeID="0x010100B39F40EA6BAD224AACF3A754C40FAF77" ma:contentTypeVersion="13" ma:contentTypeDescription="Create a new document." ma:contentTypeScope="" ma:versionID="a8118958f9d37f8289ecddfb6c6f163d">
   <xsd:schema xmlns:xsd="http://www.w3.org/2001/XMLSchema" xmlns:xs="http://www.w3.org/2001/XMLSchema" xmlns:p="http://schemas.microsoft.com/office/2006/metadata/properties" xmlns:ns3="ec9a9870-a8b0-4084-a00b-664db8bf2849" xmlns:ns4="87596c2f-5c38-4e0c-a922-653503f186cd" targetNamespace="http://schemas.microsoft.com/office/2006/metadata/properties" ma:root="true" ma:fieldsID="a2e617826d442a6081d0bd8db9d0a2e9" ns3:_="" ns4:_="">
     <xsd:import namespace="ec9a9870-a8b0-4084-a00b-664db8bf2849"/>
@@ -4726,25 +4710,41 @@
 </ct:contentTypeSchema>
 </file>
 
-<file path=customXml/item3.xml><?xml version="1.0" encoding="utf-8"?>
-<b:Sources xmlns:b="http://schemas.openxmlformats.org/officeDocument/2006/bibliography" xmlns="http://schemas.openxmlformats.org/officeDocument/2006/bibliography" SelectedStyle="/APASixthEditionOfficeOnline.xsl" StyleName="APA" Version="6"/>
-</file>
-
 <file path=customXml/item4.xml><?xml version="1.0" encoding="utf-8"?>
-<p:properties xmlns:p="http://schemas.microsoft.com/office/2006/metadata/properties" xmlns:xsi="http://www.w3.org/2001/XMLSchema-instance" xmlns:pc="http://schemas.microsoft.com/office/infopath/2007/PartnerControls">
-  <documentManagement/>
-</p:properties>
+<?mso-contentType ?>
+<FormTemplates xmlns="http://schemas.microsoft.com/sharepoint/v3/contenttype/forms">
+  <Display>DocumentLibraryForm</Display>
+  <Edit>DocumentLibraryForm</Edit>
+  <New>DocumentLibraryForm</New>
+</FormTemplates>
 </file>
 
 <file path=customXml/itemProps1.xml><?xml version="1.0" encoding="utf-8"?>
-<ds:datastoreItem xmlns:ds="http://schemas.openxmlformats.org/officeDocument/2006/customXml" ds:itemID="{238C06CE-FAC5-4C9A-BB97-1947ABDBBFAF}">
+<ds:datastoreItem xmlns:ds="http://schemas.openxmlformats.org/officeDocument/2006/customXml" ds:itemID="{2B9F988F-96CF-4EEA-877F-365A04ECCE6A}">
   <ds:schemaRefs>
-    <ds:schemaRef ds:uri="http://schemas.microsoft.com/sharepoint/v3/contenttype/forms"/>
+    <ds:schemaRef ds:uri="http://www.w3.org/XML/1998/namespace"/>
+    <ds:schemaRef ds:uri="http://purl.org/dc/elements/1.1/"/>
+    <ds:schemaRef ds:uri="http://purl.org/dc/dcmitype/"/>
+    <ds:schemaRef ds:uri="http://schemas.microsoft.com/office/2006/metadata/properties"/>
+    <ds:schemaRef ds:uri="http://schemas.microsoft.com/office/2006/documentManagement/types"/>
+    <ds:schemaRef ds:uri="http://schemas.microsoft.com/office/infopath/2007/PartnerControls"/>
+    <ds:schemaRef ds:uri="87596c2f-5c38-4e0c-a922-653503f186cd"/>
+    <ds:schemaRef ds:uri="http://schemas.openxmlformats.org/package/2006/metadata/core-properties"/>
+    <ds:schemaRef ds:uri="ec9a9870-a8b0-4084-a00b-664db8bf2849"/>
+    <ds:schemaRef ds:uri="http://purl.org/dc/terms/"/>
   </ds:schemaRefs>
 </ds:datastoreItem>
 </file>
 
 <file path=customXml/itemProps2.xml><?xml version="1.0" encoding="utf-8"?>
+<ds:datastoreItem xmlns:ds="http://schemas.openxmlformats.org/officeDocument/2006/customXml" ds:itemID="{CE890B97-F662-7841-958F-EACF63BBE9F2}">
+  <ds:schemaRefs>
+    <ds:schemaRef ds:uri="http://schemas.openxmlformats.org/officeDocument/2006/bibliography"/>
+  </ds:schemaRefs>
+</ds:datastoreItem>
+</file>
+
+<file path=customXml/itemProps3.xml><?xml version="1.0" encoding="utf-8"?>
 <ds:datastoreItem xmlns:ds="http://schemas.openxmlformats.org/officeDocument/2006/customXml" ds:itemID="{BA46D2B9-C6D5-4042-862D-FC9B140A6202}">
   <ds:schemaRefs>
     <ds:schemaRef ds:uri="http://schemas.microsoft.com/office/2006/metadata/contentType"/>
@@ -4763,27 +4763,10 @@
 </ds:datastoreItem>
 </file>
 
-<file path=customXml/itemProps3.xml><?xml version="1.0" encoding="utf-8"?>
-<ds:datastoreItem xmlns:ds="http://schemas.openxmlformats.org/officeDocument/2006/customXml" ds:itemID="{CE890B97-F662-7841-958F-EACF63BBE9F2}">
+<file path=customXml/itemProps4.xml><?xml version="1.0" encoding="utf-8"?>
+<ds:datastoreItem xmlns:ds="http://schemas.openxmlformats.org/officeDocument/2006/customXml" ds:itemID="{238C06CE-FAC5-4C9A-BB97-1947ABDBBFAF}">
   <ds:schemaRefs>
-    <ds:schemaRef ds:uri="http://schemas.openxmlformats.org/officeDocument/2006/bibliography"/>
-  </ds:schemaRefs>
-</ds:datastoreItem>
-</file>
-
-<file path=customXml/itemProps4.xml><?xml version="1.0" encoding="utf-8"?>
-<ds:datastoreItem xmlns:ds="http://schemas.openxmlformats.org/officeDocument/2006/customXml" ds:itemID="{2B9F988F-96CF-4EEA-877F-365A04ECCE6A}">
-  <ds:schemaRefs>
-    <ds:schemaRef ds:uri="http://www.w3.org/XML/1998/namespace"/>
-    <ds:schemaRef ds:uri="http://schemas.microsoft.com/office/2006/documentManagement/types"/>
-    <ds:schemaRef ds:uri="http://schemas.microsoft.com/office/2006/metadata/properties"/>
-    <ds:schemaRef ds:uri="http://purl.org/dc/terms/"/>
-    <ds:schemaRef ds:uri="87596c2f-5c38-4e0c-a922-653503f186cd"/>
-    <ds:schemaRef ds:uri="http://schemas.openxmlformats.org/package/2006/metadata/core-properties"/>
-    <ds:schemaRef ds:uri="http://purl.org/dc/elements/1.1/"/>
-    <ds:schemaRef ds:uri="http://schemas.microsoft.com/office/infopath/2007/PartnerControls"/>
-    <ds:schemaRef ds:uri="ec9a9870-a8b0-4084-a00b-664db8bf2849"/>
-    <ds:schemaRef ds:uri="http://purl.org/dc/dcmitype/"/>
+    <ds:schemaRef ds:uri="http://schemas.microsoft.com/sharepoint/v3/contenttype/forms"/>
   </ds:schemaRefs>
 </ds:datastoreItem>
 </file>
--- a/resources/how-to-cite-sources-en.docx
+++ b/resources/how-to-cite-sources-en.docx
@@ -264,7 +264,15 @@
         <w:t xml:space="preserve">Suppose you wish to quote the translation from </w:t>
       </w:r>
       <w:r>
-        <w:t>H. Tredennick of the following passage:</w:t>
+        <w:t xml:space="preserve">H. </w:t>
+      </w:r>
+      <w:proofErr w:type="spellStart"/>
+      <w:r>
+        <w:t>Tredennick</w:t>
+      </w:r>
+      <w:proofErr w:type="spellEnd"/>
+      <w:r>
+        <w:t xml:space="preserve"> of the following passage:</w:t>
       </w:r>
     </w:p>
     <w:p>
@@ -360,13 +368,27 @@
         <w:t>and B</w:t>
       </w:r>
       <w:r>
-        <w:t>—or, if you prefer, the Roman numerals I o II</w:t>
+        <w:t>—or, if you prefer, the Roman numerals I o</w:t>
+      </w:r>
+      <w:r>
+        <w:t>r</w:t>
+      </w:r>
+      <w:r>
+        <w:t xml:space="preserve"> II</w:t>
       </w:r>
       <w:r>
         <w:t>) followed by</w:t>
       </w:r>
       <w:r>
-        <w:t xml:space="preserve"> the chapter number (in Arabic numerals), and then the page numbers according to Bekker’s edition</w:t>
+        <w:t xml:space="preserve"> the chapter number (in Arabic numerals), and then the page numbers according to </w:t>
+      </w:r>
+      <w:proofErr w:type="spellStart"/>
+      <w:r>
+        <w:t>Bekker’s</w:t>
+      </w:r>
+      <w:proofErr w:type="spellEnd"/>
+      <w:r>
+        <w:t xml:space="preserve"> edition</w:t>
       </w:r>
       <w:r>
         <w:t xml:space="preserve">. </w:t>
@@ -386,7 +408,7 @@
         <w:t xml:space="preserve">Now if knowledge is such as we have assumed, demonstrative knowledge must proceed from </w:t>
       </w:r>
       <w:r>
-        <w:pgNum/>
+        <w:t>p</w:t>
       </w:r>
       <w:r>
         <w:t>remises</w:t>
@@ -556,7 +578,15 @@
         <w:pStyle w:val="Quote"/>
       </w:pPr>
       <w:r>
-        <w:t>Whether there is also another type of understanding we shall say later: here we assert that we do know things through demonstrations. By a demonstration I mean a scientific deduction; and by scientific I mean a deduction by possessing which we understand something.</w:t>
+        <w:t xml:space="preserve">Whether there is also another type of understanding we shall say later: here we assert that we do know things through demonstrations. By a demonstration I mean a scientific deduction; and by </w:t>
+      </w:r>
+      <w:proofErr w:type="gramStart"/>
+      <w:r>
+        <w:t>scientific</w:t>
+      </w:r>
+      <w:proofErr w:type="gramEnd"/>
+      <w:r>
+        <w:t xml:space="preserve"> I mean a deduction by possessing which we understand something.</w:t>
       </w:r>
       <w:r>
         <w:rPr>
@@ -711,19 +741,40 @@
         <w:t>lectio</w:t>
       </w:r>
       <w:r>
-        <w:t xml:space="preserve"> (lc.) followed by a chapter (c.)</w:t>
-      </w:r>
-      <w:r>
-        <w:t>. Since this is a commentary on Aristotle’s text,</w:t>
-      </w:r>
-      <w:r>
-        <w:t xml:space="preserve"> the Bekker number corresponding to Aristotle’s original text should also be included</w:t>
+        <w:t xml:space="preserve"> (lc.</w:t>
+      </w:r>
+      <w:r>
+        <w:t>), and</w:t>
+      </w:r>
+      <w:r>
+        <w:t xml:space="preserve"> </w:t>
+      </w:r>
+      <w:r>
+        <w:t>s</w:t>
+      </w:r>
+      <w:r>
+        <w:t>ince this is a commentary on Aristotle’s text,</w:t>
+      </w:r>
+      <w:r>
+        <w:t xml:space="preserve"> the </w:t>
+      </w:r>
+      <w:proofErr w:type="spellStart"/>
+      <w:r>
+        <w:t>Bekker</w:t>
+      </w:r>
+      <w:proofErr w:type="spellEnd"/>
+      <w:r>
+        <w:t xml:space="preserve"> number corresponding to Aristotle’s original text should also be included</w:t>
       </w:r>
       <w:r>
         <w:t xml:space="preserve">. The same rules as above apply: subsequent </w:t>
       </w:r>
       <w:r>
-        <w:t>citations eliminate the publishing information, and any citations immediately following a previous citation</w:t>
+        <w:t xml:space="preserve">citations eliminate the publishing information, and any citations immediately </w:t>
+      </w:r>
+      <w:r>
+        <w:lastRenderedPageBreak/>
+        <w:t>following a previous citation</w:t>
       </w:r>
       <w:r>
         <w:t xml:space="preserve"> may simply give the </w:t>
@@ -736,11 +787,10 @@
         <w:t>lectio</w:t>
       </w:r>
       <w:r>
-        <w:t xml:space="preserve">, </w:t>
-      </w:r>
-      <w:r>
-        <w:lastRenderedPageBreak/>
-        <w:t>chapter, and reference to Aristotle’s original text.</w:t>
+        <w:t xml:space="preserve"> </w:t>
+      </w:r>
+      <w:r>
+        <w:t>and reference to Aristotle’s original text.</w:t>
       </w:r>
       <w:r>
         <w:t xml:space="preserve"> </w:t>
@@ -789,13 +839,47 @@
       <w:r>
         <w:t xml:space="preserve"> (</w:t>
       </w:r>
+      <w:proofErr w:type="spellStart"/>
       <w:r>
         <w:rPr>
           <w:i/>
           <w:iCs/>
         </w:rPr>
-        <w:t>Expositio Libri Posteriorum Analyticorum</w:t>
-      </w:r>
+        <w:t>Expositio</w:t>
+      </w:r>
+      <w:proofErr w:type="spellEnd"/>
+      <w:r>
+        <w:rPr>
+          <w:i/>
+          <w:iCs/>
+        </w:rPr>
+        <w:t xml:space="preserve"> Libri </w:t>
+      </w:r>
+      <w:proofErr w:type="spellStart"/>
+      <w:r>
+        <w:rPr>
+          <w:i/>
+          <w:iCs/>
+        </w:rPr>
+        <w:t>Posteriorum</w:t>
+      </w:r>
+      <w:proofErr w:type="spellEnd"/>
+      <w:r>
+        <w:rPr>
+          <w:i/>
+          <w:iCs/>
+        </w:rPr>
+        <w:t xml:space="preserve"> </w:t>
+      </w:r>
+      <w:proofErr w:type="spellStart"/>
+      <w:r>
+        <w:rPr>
+          <w:i/>
+          <w:iCs/>
+        </w:rPr>
+        <w:t>Analyticorum</w:t>
+      </w:r>
+      <w:proofErr w:type="spellEnd"/>
       <w:r>
         <w:t>)</w:t>
       </w:r>
@@ -919,8 +1003,17 @@
           <w:i/>
           <w:iCs/>
         </w:rPr>
-        <w:t>Posterior Analytics, Topica</w:t>
-      </w:r>
+        <w:t xml:space="preserve">Posterior Analytics, </w:t>
+      </w:r>
+      <w:proofErr w:type="spellStart"/>
+      <w:r>
+        <w:rPr>
+          <w:i/>
+          <w:iCs/>
+        </w:rPr>
+        <w:t>Topica</w:t>
+      </w:r>
+      <w:proofErr w:type="spellEnd"/>
       <w:r>
         <w:t>, Loeb Classical Library 391, Cambridge 1960</w:t>
       </w:r>
@@ -1082,8 +1175,17 @@
           <w:i/>
           <w:iCs/>
         </w:rPr>
-        <w:t>Posterior Analytics, Topica</w:t>
-      </w:r>
+        <w:t xml:space="preserve">Posterior Analytics, </w:t>
+      </w:r>
+      <w:proofErr w:type="spellStart"/>
+      <w:r>
+        <w:rPr>
+          <w:i/>
+          <w:iCs/>
+        </w:rPr>
+        <w:t>Topica</w:t>
+      </w:r>
+      <w:proofErr w:type="spellEnd"/>
       <w:r>
         <w:t>, Loeb Classical Library 391, Cambridge 1960</w:t>
       </w:r>
@@ -1221,13 +1323,22 @@
           <w:i/>
           <w:iCs/>
         </w:rPr>
-        <w:t>Posterior Analytics, Topica</w:t>
-      </w:r>
+        <w:t xml:space="preserve">Posterior Analytics, </w:t>
+      </w:r>
+      <w:proofErr w:type="spellStart"/>
+      <w:r>
+        <w:rPr>
+          <w:i/>
+          <w:iCs/>
+        </w:rPr>
+        <w:t>Topica</w:t>
+      </w:r>
+      <w:proofErr w:type="spellEnd"/>
       <w:r>
         <w:t>, Loeb Classical Library 391, Cambridge 1960</w:t>
       </w:r>
       <w:r>
-        <w:t xml:space="preserve"> (henceforth citied as </w:t>
+        <w:t xml:space="preserve"> (henceforth cited as </w:t>
       </w:r>
       <w:r>
         <w:rPr>
@@ -1528,7 +1639,7 @@
         <w:t xml:space="preserve">, </w:t>
       </w:r>
       <w:r>
-        <w:t>lc. 4, c. 2</w:t>
+        <w:t>lc. 4</w:t>
       </w:r>
       <w:r>
         <w:t xml:space="preserve"> (=71b</w:t>
@@ -1556,7 +1667,13 @@
         <w:t>L</w:t>
       </w:r>
       <w:r>
-        <w:t>c. 4, c. 2 (=</w:t>
+        <w:t>c. 4</w:t>
+      </w:r>
+      <w:r>
+        <w:t xml:space="preserve"> </w:t>
+      </w:r>
+      <w:r>
+        <w:t>(=</w:t>
       </w:r>
       <w:r>
         <w:t>71b18)</w:t>
@@ -1603,7 +1720,13 @@
         <w:t>Magi Books, Albany 1970</w:t>
       </w:r>
       <w:r>
-        <w:t xml:space="preserve"> (henceforth cites as </w:t>
+        <w:t xml:space="preserve"> (henceforth cite</w:t>
+      </w:r>
+      <w:r>
+        <w:t>d</w:t>
+      </w:r>
+      <w:r>
+        <w:t xml:space="preserve"> as </w:t>
       </w:r>
       <w:r>
         <w:rPr>
@@ -1616,7 +1739,7 @@
         <w:t>)</w:t>
       </w:r>
       <w:r>
-        <w:t>, lc. 4, c. 2 (=71b17).</w:t>
+        <w:t>, lc. 4 (=71b17).</w:t>
       </w:r>
     </w:p>
   </w:footnote>
@@ -1642,7 +1765,7 @@
         <w:t>EPA</w:t>
       </w:r>
       <w:r>
-        <w:t>, lc. 4, c. 2 (=</w:t>
+        <w:t>, lc. 4 (=</w:t>
       </w:r>
       <w:r>
         <w:t>71b18)</w:t>
@@ -4478,16 +4601,6 @@
 </file>
 
 <file path=customXml/item1.xml><?xml version="1.0" encoding="utf-8"?>
-<p:properties xmlns:p="http://schemas.microsoft.com/office/2006/metadata/properties" xmlns:xsi="http://www.w3.org/2001/XMLSchema-instance" xmlns:pc="http://schemas.microsoft.com/office/infopath/2007/PartnerControls">
-  <documentManagement/>
-</p:properties>
-</file>
-
-<file path=customXml/item2.xml><?xml version="1.0" encoding="utf-8"?>
-<b:Sources xmlns:b="http://schemas.openxmlformats.org/officeDocument/2006/bibliography" xmlns="http://schemas.openxmlformats.org/officeDocument/2006/bibliography" SelectedStyle="/APASixthEditionOfficeOnline.xsl" StyleName="APA" Version="6"/>
-</file>
-
-<file path=customXml/item3.xml><?xml version="1.0" encoding="utf-8"?>
 <ct:contentTypeSchema xmlns:ct="http://schemas.microsoft.com/office/2006/metadata/contentType" xmlns:ma="http://schemas.microsoft.com/office/2006/metadata/properties/metaAttributes" ct:_="" ma:_="" ma:contentTypeName="Document" ma:contentTypeID="0x010100B39F40EA6BAD224AACF3A754C40FAF77" ma:contentTypeVersion="13" ma:contentTypeDescription="Create a new document." ma:contentTypeScope="" ma:versionID="a8118958f9d37f8289ecddfb6c6f163d">
   <xsd:schema xmlns:xsd="http://www.w3.org/2001/XMLSchema" xmlns:xs="http://www.w3.org/2001/XMLSchema" xmlns:p="http://schemas.microsoft.com/office/2006/metadata/properties" xmlns:ns3="ec9a9870-a8b0-4084-a00b-664db8bf2849" xmlns:ns4="87596c2f-5c38-4e0c-a922-653503f186cd" targetNamespace="http://schemas.microsoft.com/office/2006/metadata/properties" ma:root="true" ma:fieldsID="a2e617826d442a6081d0bd8db9d0a2e9" ns3:_="" ns4:_="">
     <xsd:import namespace="ec9a9870-a8b0-4084-a00b-664db8bf2849"/>
@@ -4710,6 +4823,16 @@
 </ct:contentTypeSchema>
 </file>
 
+<file path=customXml/item2.xml><?xml version="1.0" encoding="utf-8"?>
+<b:Sources xmlns:b="http://schemas.openxmlformats.org/officeDocument/2006/bibliography" xmlns="http://schemas.openxmlformats.org/officeDocument/2006/bibliography" SelectedStyle="/APASixthEditionOfficeOnline.xsl" StyleName="APA" Version="6"/>
+</file>
+
+<file path=customXml/item3.xml><?xml version="1.0" encoding="utf-8"?>
+<p:properties xmlns:p="http://schemas.microsoft.com/office/2006/metadata/properties" xmlns:xsi="http://www.w3.org/2001/XMLSchema-instance" xmlns:pc="http://schemas.microsoft.com/office/infopath/2007/PartnerControls">
+  <documentManagement/>
+</p:properties>
+</file>
+
 <file path=customXml/item4.xml><?xml version="1.0" encoding="utf-8"?>
 <?mso-contentType ?>
 <FormTemplates xmlns="http://schemas.microsoft.com/sharepoint/v3/contenttype/forms">
@@ -4720,31 +4843,6 @@
 </file>
 
 <file path=customXml/itemProps1.xml><?xml version="1.0" encoding="utf-8"?>
-<ds:datastoreItem xmlns:ds="http://schemas.openxmlformats.org/officeDocument/2006/customXml" ds:itemID="{2B9F988F-96CF-4EEA-877F-365A04ECCE6A}">
-  <ds:schemaRefs>
-    <ds:schemaRef ds:uri="http://www.w3.org/XML/1998/namespace"/>
-    <ds:schemaRef ds:uri="http://purl.org/dc/elements/1.1/"/>
-    <ds:schemaRef ds:uri="http://purl.org/dc/dcmitype/"/>
-    <ds:schemaRef ds:uri="http://schemas.microsoft.com/office/2006/metadata/properties"/>
-    <ds:schemaRef ds:uri="http://schemas.microsoft.com/office/2006/documentManagement/types"/>
-    <ds:schemaRef ds:uri="http://schemas.microsoft.com/office/infopath/2007/PartnerControls"/>
-    <ds:schemaRef ds:uri="87596c2f-5c38-4e0c-a922-653503f186cd"/>
-    <ds:schemaRef ds:uri="http://schemas.openxmlformats.org/package/2006/metadata/core-properties"/>
-    <ds:schemaRef ds:uri="ec9a9870-a8b0-4084-a00b-664db8bf2849"/>
-    <ds:schemaRef ds:uri="http://purl.org/dc/terms/"/>
-  </ds:schemaRefs>
-</ds:datastoreItem>
-</file>
-
-<file path=customXml/itemProps2.xml><?xml version="1.0" encoding="utf-8"?>
-<ds:datastoreItem xmlns:ds="http://schemas.openxmlformats.org/officeDocument/2006/customXml" ds:itemID="{CE890B97-F662-7841-958F-EACF63BBE9F2}">
-  <ds:schemaRefs>
-    <ds:schemaRef ds:uri="http://schemas.openxmlformats.org/officeDocument/2006/bibliography"/>
-  </ds:schemaRefs>
-</ds:datastoreItem>
-</file>
-
-<file path=customXml/itemProps3.xml><?xml version="1.0" encoding="utf-8"?>
 <ds:datastoreItem xmlns:ds="http://schemas.openxmlformats.org/officeDocument/2006/customXml" ds:itemID="{BA46D2B9-C6D5-4042-862D-FC9B140A6202}">
   <ds:schemaRefs>
     <ds:schemaRef ds:uri="http://schemas.microsoft.com/office/2006/metadata/contentType"/>
@@ -4763,6 +4861,31 @@
 </ds:datastoreItem>
 </file>
 
+<file path=customXml/itemProps2.xml><?xml version="1.0" encoding="utf-8"?>
+<ds:datastoreItem xmlns:ds="http://schemas.openxmlformats.org/officeDocument/2006/customXml" ds:itemID="{CE890B97-F662-7841-958F-EACF63BBE9F2}">
+  <ds:schemaRefs>
+    <ds:schemaRef ds:uri="http://schemas.openxmlformats.org/officeDocument/2006/bibliography"/>
+  </ds:schemaRefs>
+</ds:datastoreItem>
+</file>
+
+<file path=customXml/itemProps3.xml><?xml version="1.0" encoding="utf-8"?>
+<ds:datastoreItem xmlns:ds="http://schemas.openxmlformats.org/officeDocument/2006/customXml" ds:itemID="{2B9F988F-96CF-4EEA-877F-365A04ECCE6A}">
+  <ds:schemaRefs>
+    <ds:schemaRef ds:uri="http://www.w3.org/XML/1998/namespace"/>
+    <ds:schemaRef ds:uri="http://purl.org/dc/elements/1.1/"/>
+    <ds:schemaRef ds:uri="http://purl.org/dc/dcmitype/"/>
+    <ds:schemaRef ds:uri="http://schemas.microsoft.com/office/2006/metadata/properties"/>
+    <ds:schemaRef ds:uri="http://schemas.microsoft.com/office/2006/documentManagement/types"/>
+    <ds:schemaRef ds:uri="http://schemas.microsoft.com/office/infopath/2007/PartnerControls"/>
+    <ds:schemaRef ds:uri="87596c2f-5c38-4e0c-a922-653503f186cd"/>
+    <ds:schemaRef ds:uri="http://schemas.openxmlformats.org/package/2006/metadata/core-properties"/>
+    <ds:schemaRef ds:uri="ec9a9870-a8b0-4084-a00b-664db8bf2849"/>
+    <ds:schemaRef ds:uri="http://purl.org/dc/terms/"/>
+  </ds:schemaRefs>
+</ds:datastoreItem>
+</file>
+
 <file path=customXml/itemProps4.xml><?xml version="1.0" encoding="utf-8"?>
 <ds:datastoreItem xmlns:ds="http://schemas.openxmlformats.org/officeDocument/2006/customXml" ds:itemID="{238C06CE-FAC5-4C9A-BB97-1947ABDBBFAF}">
   <ds:schemaRefs>
